--- a/Shit att göra.docx
+++ b/Shit att göra.docx
@@ -19,60 +19,6 @@
     </w:p>
     <w:p>
       <w:pPr>
-        <w:pStyle w:val="Liststycke"/>
-        <w:numPr>
-          <w:ilvl w:val="0"/>
-          <w:numId w:val="1"/>
-        </w:numPr>
-      </w:pPr>
-      <w:proofErr w:type="spellStart"/>
-      <w:r>
-        <w:t>Autoplay</w:t>
-      </w:r>
-      <w:proofErr w:type="spellEnd"/>
-    </w:p>
-    <w:p>
-      <w:pPr>
-        <w:pStyle w:val="Liststycke"/>
-        <w:numPr>
-          <w:ilvl w:val="0"/>
-          <w:numId w:val="1"/>
-        </w:numPr>
-      </w:pPr>
-      <w:proofErr w:type="spellStart"/>
-      <w:r>
-        <w:t>Scaling</w:t>
-      </w:r>
-      <w:proofErr w:type="spellEnd"/>
-      <w:r>
-        <w:t xml:space="preserve"> låtar HTML (oändligt åt höger)</w:t>
-      </w:r>
-    </w:p>
-    <w:p>
-      <w:pPr>
-        <w:pStyle w:val="Liststycke"/>
-        <w:numPr>
-          <w:ilvl w:val="0"/>
-          <w:numId w:val="1"/>
-        </w:numPr>
-      </w:pPr>
-      <w:r>
-        <w:t xml:space="preserve">Play </w:t>
-      </w:r>
-      <w:proofErr w:type="spellStart"/>
-      <w:r>
-        <w:t>button</w:t>
-      </w:r>
-      <w:proofErr w:type="spellEnd"/>
-      <w:r>
-        <w:t xml:space="preserve"> till paus när f</w:t>
-      </w:r>
-      <w:r>
-        <w:t>örsta låten spelas</w:t>
-      </w:r>
-    </w:p>
-    <w:p>
-      <w:pPr>
         <w:rPr>
           <w:b/>
           <w:bCs/>
@@ -102,24 +48,11 @@
           <w:numId w:val="1"/>
         </w:numPr>
       </w:pPr>
-      <w:proofErr w:type="spellStart"/>
       <w:r>
-        <w:t>Randomlåt</w:t>
-      </w:r>
-      <w:proofErr w:type="spellEnd"/>
-      <w:r>
-        <w:t xml:space="preserve"> när </w:t>
-      </w:r>
-      <w:proofErr w:type="spellStart"/>
-      <w:r>
-        <w:t>queuen</w:t>
-      </w:r>
-      <w:proofErr w:type="spellEnd"/>
-      <w:r>
-        <w:t xml:space="preserve"> är</w:t>
+        <w:t>S</w:t>
       </w:r>
       <w:r>
-        <w:t xml:space="preserve"> tom</w:t>
+        <w:t>pela för alltid - repeat</w:t>
       </w:r>
     </w:p>
     <w:p>
@@ -131,7 +64,7 @@
         </w:numPr>
       </w:pPr>
       <w:r>
-        <w:t>Shuffle</w:t>
+        <w:t>Spellista (inte mellan körningar)</w:t>
       </w:r>
     </w:p>
     <w:p>
@@ -143,19 +76,31 @@
         </w:numPr>
       </w:pPr>
       <w:r>
-        <w:t>S</w:t>
+        <w:t>Bryta ner funktionerna i så små delar som möjligt</w:t>
       </w:r>
       <w:r>
-        <w:t xml:space="preserve">pellista </w:t>
+        <w:br/>
+        <w:t>göra så många funktioner som möjligt jestbara</w:t>
       </w:r>
       <w:r>
-        <w:t>(</w:t>
+        <w:br/>
+        <w:t>record för knapparna</w:t>
       </w:r>
+    </w:p>
+    <w:p>
+      <w:pPr>
+        <w:jc w:val="both"/>
+        <w:rPr>
+          <w:b/>
+          <w:bCs/>
+        </w:rPr>
+      </w:pPr>
       <w:r>
-        <w:t>inte mellan körningar</w:t>
-      </w:r>
-      <w:r>
-        <w:t>)</w:t>
+        <w:rPr>
+          <w:b/>
+          <w:bCs/>
+        </w:rPr>
+        <w:t>LÅTAR</w:t>
       </w:r>
     </w:p>
     <w:p>
@@ -165,22 +110,10 @@
           <w:ilvl w:val="0"/>
           <w:numId w:val="1"/>
         </w:numPr>
+        <w:jc w:val="both"/>
       </w:pPr>
       <w:r>
-        <w:t>Bryta ner funktionerna i så små delar som möjligt</w:t>
-      </w:r>
-      <w:r>
-        <w:br/>
-        <w:t xml:space="preserve">göra så många funktioner som möjligt </w:t>
-      </w:r>
-      <w:proofErr w:type="spellStart"/>
-      <w:r>
-        <w:t>jestbara</w:t>
-      </w:r>
-      <w:proofErr w:type="spellEnd"/>
-      <w:r>
-        <w:br/>
-        <w:t>record för knapparna</w:t>
+        <w:t>Vi</w:t>
       </w:r>
     </w:p>
     <w:sectPr>
@@ -916,6 +849,7 @@
   <w:style w:type="character" w:default="1" w:styleId="Standardstycketeckensnitt">
     <w:name w:val="Default Paragraph Font"/>
     <w:uiPriority w:val="1"/>
+    <w:semiHidden/>
     <w:unhideWhenUsed/>
   </w:style>
   <w:style w:type="table" w:default="1" w:styleId="Normaltabell">

--- a/Shit att göra.docx
+++ b/Shit att göra.docx
@@ -19,6 +19,165 @@
     </w:p>
     <w:p>
       <w:pPr>
+        <w:pStyle w:val="Liststycke"/>
+        <w:numPr>
+          <w:ilvl w:val="0"/>
+          <w:numId w:val="2"/>
+        </w:numPr>
+        <w:rPr>
+          <w:b/>
+          <w:bCs/>
+        </w:rPr>
+      </w:pPr>
+      <w:r>
+        <w:t>När man pausar och sen skippar, ändras inte play paus</w:t>
+      </w:r>
+      <w:r>
+        <w:t xml:space="preserve"> knappen</w:t>
+      </w:r>
+    </w:p>
+    <w:p>
+      <w:pPr>
+        <w:pStyle w:val="Liststycke"/>
+        <w:numPr>
+          <w:ilvl w:val="0"/>
+          <w:numId w:val="2"/>
+        </w:numPr>
+      </w:pPr>
+      <w:r>
+        <w:t xml:space="preserve">När man skippar efter ett antal </w:t>
+      </w:r>
+      <w:r>
+        <w:t xml:space="preserve">spelas inte låten upp ibland – efter tre </w:t>
+      </w:r>
+      <w:proofErr w:type="spellStart"/>
+      <w:r>
+        <w:t>skips</w:t>
+      </w:r>
+      <w:proofErr w:type="spellEnd"/>
+      <w:r>
+        <w:t xml:space="preserve"> av samma låt</w:t>
+      </w:r>
+    </w:p>
+    <w:p>
+      <w:pPr>
+        <w:pStyle w:val="Liststycke"/>
+        <w:numPr>
+          <w:ilvl w:val="0"/>
+          <w:numId w:val="2"/>
+        </w:numPr>
+        <w:rPr>
+          <w:lang w:val="en-GB"/>
+        </w:rPr>
+      </w:pPr>
+      <w:r>
+        <w:rPr>
+          <w:lang w:val="en-GB"/>
+        </w:rPr>
+        <w:t xml:space="preserve">Play/paus </w:t>
+      </w:r>
+      <w:proofErr w:type="spellStart"/>
+      <w:r>
+        <w:rPr>
+          <w:lang w:val="en-GB"/>
+        </w:rPr>
+        <w:t>uppdateras</w:t>
+      </w:r>
+      <w:proofErr w:type="spellEnd"/>
+      <w:r>
+        <w:rPr>
+          <w:lang w:val="en-GB"/>
+        </w:rPr>
+        <w:t xml:space="preserve"> </w:t>
+      </w:r>
+      <w:proofErr w:type="spellStart"/>
+      <w:r>
+        <w:rPr>
+          <w:lang w:val="en-GB"/>
+        </w:rPr>
+        <w:t>inte</w:t>
+      </w:r>
+      <w:proofErr w:type="spellEnd"/>
+      <w:r>
+        <w:rPr>
+          <w:lang w:val="en-GB"/>
+        </w:rPr>
+        <w:t xml:space="preserve"> </w:t>
+      </w:r>
+      <w:proofErr w:type="spellStart"/>
+      <w:proofErr w:type="gramStart"/>
+      <w:r>
+        <w:rPr>
+          <w:lang w:val="en-GB"/>
+        </w:rPr>
+        <w:t>av</w:t>
+      </w:r>
+      <w:proofErr w:type="spellEnd"/>
+      <w:r>
+        <w:rPr>
+          <w:lang w:val="en-GB"/>
+        </w:rPr>
+        <w:t xml:space="preserve"> ”play</w:t>
+      </w:r>
+      <w:proofErr w:type="gramEnd"/>
+      <w:r>
+        <w:rPr>
+          <w:lang w:val="en-GB"/>
+        </w:rPr>
+        <w:t xml:space="preserve"> no</w:t>
+      </w:r>
+      <w:r>
+        <w:rPr>
+          <w:lang w:val="en-GB"/>
+        </w:rPr>
+        <w:t>w”</w:t>
+      </w:r>
+    </w:p>
+    <w:p>
+      <w:pPr>
+        <w:pStyle w:val="Liststycke"/>
+        <w:numPr>
+          <w:ilvl w:val="0"/>
+          <w:numId w:val="2"/>
+        </w:numPr>
+      </w:pPr>
+      <w:proofErr w:type="spellStart"/>
+      <w:r>
+        <w:t>Add</w:t>
+      </w:r>
+      <w:proofErr w:type="spellEnd"/>
+      <w:r>
+        <w:t xml:space="preserve"> to </w:t>
+      </w:r>
+      <w:proofErr w:type="spellStart"/>
+      <w:r>
+        <w:t>que</w:t>
+      </w:r>
+      <w:r>
+        <w:t>ue</w:t>
+      </w:r>
+      <w:proofErr w:type="spellEnd"/>
+      <w:r>
+        <w:t xml:space="preserve"> spelar ingen</w:t>
+      </w:r>
+      <w:r>
+        <w:t xml:space="preserve"> låt om, även om inget spelas</w:t>
+      </w:r>
+    </w:p>
+    <w:p>
+      <w:pPr>
+        <w:pStyle w:val="Liststycke"/>
+        <w:numPr>
+          <w:ilvl w:val="0"/>
+          <w:numId w:val="2"/>
+        </w:numPr>
+      </w:pPr>
+      <w:r>
+        <w:t>Skippa till samma låt som spelas, som också är först i kön, då spelas inget</w:t>
+      </w:r>
+    </w:p>
+    <w:p>
+      <w:pPr>
         <w:rPr>
           <w:b/>
           <w:bCs/>
@@ -52,8 +211,13 @@
         <w:t>S</w:t>
       </w:r>
       <w:r>
-        <w:t>pela för alltid - repeat</w:t>
-      </w:r>
+        <w:t xml:space="preserve">pela för alltid - </w:t>
+      </w:r>
+      <w:proofErr w:type="spellStart"/>
+      <w:r>
+        <w:t>repeat</w:t>
+      </w:r>
+      <w:proofErr w:type="spellEnd"/>
     </w:p>
     <w:p>
       <w:pPr>
@@ -80,8 +244,13 @@
       </w:r>
       <w:r>
         <w:br/>
-        <w:t>göra så många funktioner som möjligt jestbara</w:t>
-      </w:r>
+        <w:t xml:space="preserve">göra så många funktioner som möjligt </w:t>
+      </w:r>
+      <w:proofErr w:type="spellStart"/>
+      <w:r>
+        <w:t>jestbara</w:t>
+      </w:r>
+      <w:proofErr w:type="spellEnd"/>
       <w:r>
         <w:br/>
         <w:t>record för knapparna</w:t>
@@ -113,7 +282,10 @@
         <w:jc w:val="both"/>
       </w:pPr>
       <w:r>
-        <w:t>Vi</w:t>
+        <w:t>V</w:t>
+      </w:r>
+      <w:r>
+        <w:t>i</w:t>
       </w:r>
     </w:p>
     <w:sectPr>
@@ -240,8 +412,123 @@
       </w:rPr>
     </w:lvl>
   </w:abstractNum>
+  <w:abstractNum w:abstractNumId="1" w15:restartNumberingAfterBreak="0">
+    <w:nsid w:val="72587AEA"/>
+    <w:multiLevelType w:val="hybridMultilevel"/>
+    <w:tmpl w:val="976CB6EE"/>
+    <w:lvl w:ilvl="0" w:tplc="EEDE6CA6">
+      <w:numFmt w:val="bullet"/>
+      <w:lvlText w:val="-"/>
+      <w:lvlJc w:val="left"/>
+      <w:pPr>
+        <w:ind w:left="720" w:hanging="360"/>
+      </w:pPr>
+      <w:rPr>
+        <w:rFonts w:ascii="Aptos" w:eastAsiaTheme="minorHAnsi" w:hAnsi="Aptos" w:cstheme="minorBidi" w:hint="default"/>
+      </w:rPr>
+    </w:lvl>
+    <w:lvl w:ilvl="1" w:tplc="041D0003" w:tentative="1">
+      <w:start w:val="1"/>
+      <w:numFmt w:val="bullet"/>
+      <w:lvlText w:val="o"/>
+      <w:lvlJc w:val="left"/>
+      <w:pPr>
+        <w:ind w:left="1440" w:hanging="360"/>
+      </w:pPr>
+      <w:rPr>
+        <w:rFonts w:ascii="Courier New" w:hAnsi="Courier New" w:cs="Courier New" w:hint="default"/>
+      </w:rPr>
+    </w:lvl>
+    <w:lvl w:ilvl="2" w:tplc="041D0005" w:tentative="1">
+      <w:start w:val="1"/>
+      <w:numFmt w:val="bullet"/>
+      <w:lvlText w:val=""/>
+      <w:lvlJc w:val="left"/>
+      <w:pPr>
+        <w:ind w:left="2160" w:hanging="360"/>
+      </w:pPr>
+      <w:rPr>
+        <w:rFonts w:ascii="Wingdings" w:hAnsi="Wingdings" w:hint="default"/>
+      </w:rPr>
+    </w:lvl>
+    <w:lvl w:ilvl="3" w:tplc="041D0001" w:tentative="1">
+      <w:start w:val="1"/>
+      <w:numFmt w:val="bullet"/>
+      <w:lvlText w:val=""/>
+      <w:lvlJc w:val="left"/>
+      <w:pPr>
+        <w:ind w:left="2880" w:hanging="360"/>
+      </w:pPr>
+      <w:rPr>
+        <w:rFonts w:ascii="Symbol" w:hAnsi="Symbol" w:hint="default"/>
+      </w:rPr>
+    </w:lvl>
+    <w:lvl w:ilvl="4" w:tplc="041D0003" w:tentative="1">
+      <w:start w:val="1"/>
+      <w:numFmt w:val="bullet"/>
+      <w:lvlText w:val="o"/>
+      <w:lvlJc w:val="left"/>
+      <w:pPr>
+        <w:ind w:left="3600" w:hanging="360"/>
+      </w:pPr>
+      <w:rPr>
+        <w:rFonts w:ascii="Courier New" w:hAnsi="Courier New" w:cs="Courier New" w:hint="default"/>
+      </w:rPr>
+    </w:lvl>
+    <w:lvl w:ilvl="5" w:tplc="041D0005" w:tentative="1">
+      <w:start w:val="1"/>
+      <w:numFmt w:val="bullet"/>
+      <w:lvlText w:val=""/>
+      <w:lvlJc w:val="left"/>
+      <w:pPr>
+        <w:ind w:left="4320" w:hanging="360"/>
+      </w:pPr>
+      <w:rPr>
+        <w:rFonts w:ascii="Wingdings" w:hAnsi="Wingdings" w:hint="default"/>
+      </w:rPr>
+    </w:lvl>
+    <w:lvl w:ilvl="6" w:tplc="041D0001" w:tentative="1">
+      <w:start w:val="1"/>
+      <w:numFmt w:val="bullet"/>
+      <w:lvlText w:val=""/>
+      <w:lvlJc w:val="left"/>
+      <w:pPr>
+        <w:ind w:left="5040" w:hanging="360"/>
+      </w:pPr>
+      <w:rPr>
+        <w:rFonts w:ascii="Symbol" w:hAnsi="Symbol" w:hint="default"/>
+      </w:rPr>
+    </w:lvl>
+    <w:lvl w:ilvl="7" w:tplc="041D0003" w:tentative="1">
+      <w:start w:val="1"/>
+      <w:numFmt w:val="bullet"/>
+      <w:lvlText w:val="o"/>
+      <w:lvlJc w:val="left"/>
+      <w:pPr>
+        <w:ind w:left="5760" w:hanging="360"/>
+      </w:pPr>
+      <w:rPr>
+        <w:rFonts w:ascii="Courier New" w:hAnsi="Courier New" w:cs="Courier New" w:hint="default"/>
+      </w:rPr>
+    </w:lvl>
+    <w:lvl w:ilvl="8" w:tplc="041D0005" w:tentative="1">
+      <w:start w:val="1"/>
+      <w:numFmt w:val="bullet"/>
+      <w:lvlText w:val=""/>
+      <w:lvlJc w:val="left"/>
+      <w:pPr>
+        <w:ind w:left="6480" w:hanging="360"/>
+      </w:pPr>
+      <w:rPr>
+        <w:rFonts w:ascii="Wingdings" w:hAnsi="Wingdings" w:hint="default"/>
+      </w:rPr>
+    </w:lvl>
+  </w:abstractNum>
   <w:num w:numId="1" w16cid:durableId="87628070">
     <w:abstractNumId w:val="0"/>
+  </w:num>
+  <w:num w:numId="2" w16cid:durableId="1701314932">
+    <w:abstractNumId w:val="1"/>
   </w:num>
 </w:numbering>
 </file>

--- a/Shit att göra.docx
+++ b/Shit att göra.docx
@@ -15,21 +15,6 @@
           <w:bCs/>
         </w:rPr>
         <w:t>Att fixa</w:t>
-      </w:r>
-    </w:p>
-    <w:p>
-      <w:pPr>
-        <w:pStyle w:val="Liststycke"/>
-        <w:numPr>
-          <w:ilvl w:val="0"/>
-          <w:numId w:val="2"/>
-        </w:numPr>
-      </w:pPr>
-      <w:r>
-        <w:t>Playing now töms inte</w:t>
-      </w:r>
-      <w:r>
-        <w:t xml:space="preserve"> när låten slutar spelas</w:t>
       </w:r>
     </w:p>
     <w:p>
@@ -60,58 +45,15 @@
           <w:right w:val="nil"/>
           <w:between w:val="nil"/>
         </w:pBdr>
-        <w:spacing w:after="0"/>
-      </w:pPr>
+      </w:pPr>
+      <w:proofErr w:type="spellStart"/>
       <w:r>
         <w:rPr>
           <w:color w:val="000000"/>
         </w:rPr>
-        <w:t>Spellista</w:t>
+        <w:t>Jesttester</w:t>
       </w:r>
-    </w:p>
-    <w:p>
-      <w:pPr>
-        <w:numPr>
-          <w:ilvl w:val="1"/>
-          <w:numId w:val="1"/>
-        </w:numPr>
-        <w:pBdr>
-          <w:top w:val="nil"/>
-          <w:left w:val="nil"/>
-          <w:bottom w:val="nil"/>
-          <w:right w:val="nil"/>
-          <w:between w:val="nil"/>
-        </w:pBdr>
-        <w:spacing w:after="0"/>
-      </w:pPr>
-      <w:r>
-        <w:rPr>
-          <w:color w:val="000000"/>
-        </w:rPr>
-        <w:t>Fixa kanppar</w:t>
-      </w:r>
-    </w:p>
-    <w:p>
-      <w:pPr>
-        <w:numPr>
-          <w:ilvl w:val="1"/>
-          <w:numId w:val="1"/>
-        </w:numPr>
-        <w:pBdr>
-          <w:top w:val="nil"/>
-          <w:left w:val="nil"/>
-          <w:bottom w:val="nil"/>
-          <w:right w:val="nil"/>
-          <w:between w:val="nil"/>
-        </w:pBdr>
-        <w:spacing w:after="0"/>
-      </w:pPr>
-      <w:r>
-        <w:rPr>
-          <w:color w:val="000000"/>
-        </w:rPr>
-        <w:t>Deleate ska ta bort även från localstorage</w:t>
-      </w:r>
+      <w:proofErr w:type="spellEnd"/>
     </w:p>
     <w:p>
       <w:pPr>
@@ -131,7 +73,7 @@
         <w:rPr>
           <w:color w:val="000000"/>
         </w:rPr>
-        <w:t>Jesttester</w:t>
+        <w:t>Funktionsspecifikationer</w:t>
       </w:r>
     </w:p>
     <w:p>
@@ -152,28 +94,7 @@
         <w:rPr>
           <w:color w:val="000000"/>
         </w:rPr>
-        <w:t>Funktionsspecifikationer</w:t>
-      </w:r>
-    </w:p>
-    <w:p>
-      <w:pPr>
-        <w:numPr>
-          <w:ilvl w:val="0"/>
-          <w:numId w:val="1"/>
-        </w:numPr>
-        <w:pBdr>
-          <w:top w:val="nil"/>
-          <w:left w:val="nil"/>
-          <w:bottom w:val="nil"/>
-          <w:right w:val="nil"/>
-          <w:between w:val="nil"/>
-        </w:pBdr>
-      </w:pPr>
-      <w:r>
-        <w:rPr>
-          <w:color w:val="000000"/>
-        </w:rPr>
-        <w:t>Styling i samtliga 3 filer</w:t>
+        <w:t>Styling</w:t>
       </w:r>
     </w:p>
     <w:p>
@@ -190,6 +111,24 @@
           <w:bCs/>
         </w:rPr>
         <w:t>LÅTAR</w:t>
+      </w:r>
+    </w:p>
+    <w:p>
+      <w:pPr>
+        <w:pStyle w:val="Liststycke"/>
+        <w:numPr>
+          <w:ilvl w:val="0"/>
+          <w:numId w:val="1"/>
+        </w:numPr>
+        <w:jc w:val="both"/>
+      </w:pPr>
+      <w:proofErr w:type="spellStart"/>
+      <w:r>
+        <w:t>Dire</w:t>
+      </w:r>
+      <w:proofErr w:type="spellEnd"/>
+      <w:r>
+        <w:t xml:space="preserve"> straights</w:t>
       </w:r>
     </w:p>
     <w:p>
